--- a/lab2a/report.docx
+++ b/lab2a/report.docx
@@ -1559,22 +1559,13 @@
         </w:rPr>
         <w:t>схема</w:t>
       </w:r>
+      <w:bookmarkStart w:id="1" w:name="_GoBack"/>
+      <w:bookmarkEnd w:id="1"/>
     </w:p>
     <w:p>
       <w:pPr>
         <w:spacing w:after="200" w:line="360" w:lineRule="auto"/>
         <w:jc w:val="center"/>
-        <w:rPr>
-          <w:b/>
-          <w:sz w:val="32"/>
-          <w:szCs w:val="32"/>
-        </w:rPr>
-      </w:pPr>
-    </w:p>
-    <w:p>
-      <w:pPr>
-        <w:spacing w:after="200" w:line="360" w:lineRule="auto"/>
-        <w:jc w:val="center"/>
       </w:pPr>
       <w:r>
         <w:rPr>
@@ -1582,10 +1573,10 @@
           <w:lang w:val="ru-RU" w:eastAsia="ru-RU"/>
         </w:rPr>
         <w:drawing>
-          <wp:inline distT="0" distB="0" distL="0" distR="0" wp14:anchorId="2BEE25F4" wp14:editId="15BB3853">
-            <wp:extent cx="3031536" cy="7134045"/>
+          <wp:inline distT="0" distB="0" distL="0" distR="0" wp14:anchorId="6F088D79" wp14:editId="3641B31D">
+            <wp:extent cx="3621375" cy="7145248"/>
             <wp:effectExtent l="0" t="0" r="0" b="0"/>
-            <wp:docPr id="1" name="Picture 1"/>
+            <wp:docPr id="5" name="Рисунок 5" descr="C:\Users\kaber\Downloads\блочка.jpg"/>
             <wp:cNvGraphicFramePr>
               <a:graphicFrameLocks xmlns:a="http://schemas.openxmlformats.org/drawingml/2006/main" noChangeAspect="1"/>
             </wp:cNvGraphicFramePr>
@@ -1593,8 +1584,10 @@
               <a:graphicData uri="http://schemas.openxmlformats.org/drawingml/2006/picture">
                 <pic:pic xmlns:pic="http://schemas.openxmlformats.org/drawingml/2006/picture">
                   <pic:nvPicPr>
-                    <pic:cNvPr id="1" name="Picture 1"/>
-                    <pic:cNvPicPr/>
+                    <pic:cNvPr id="0" name="Picture 11" descr="C:\Users\kaber\Downloads\блочка.jpg"/>
+                    <pic:cNvPicPr>
+                      <a:picLocks noChangeAspect="1" noChangeArrowheads="1"/>
+                    </pic:cNvPicPr>
                   </pic:nvPicPr>
                   <pic:blipFill>
                     <a:blip r:embed="rId9">
@@ -1604,18 +1597,23 @@
                         </a:ext>
                       </a:extLst>
                     </a:blip>
+                    <a:srcRect/>
                     <a:stretch>
                       <a:fillRect/>
                     </a:stretch>
                   </pic:blipFill>
-                  <pic:spPr>
+                  <pic:spPr bwMode="auto">
                     <a:xfrm>
                       <a:off x="0" y="0"/>
-                      <a:ext cx="3054800" cy="7188792"/>
+                      <a:ext cx="3629360" cy="7161003"/>
                     </a:xfrm>
                     <a:prstGeom prst="rect">
                       <a:avLst/>
                     </a:prstGeom>
+                    <a:noFill/>
+                    <a:ln>
+                      <a:noFill/>
+                    </a:ln>
                   </pic:spPr>
                 </pic:pic>
               </a:graphicData>
@@ -3121,8 +3119,6 @@
         </w:rPr>
         <w:br w:type="page"/>
       </w:r>
-      <w:bookmarkStart w:id="1" w:name="_GoBack"/>
-      <w:bookmarkEnd w:id="1"/>
     </w:p>
     <w:p>
       <w:pPr>
@@ -3195,10 +3191,11 @@
         <w:rPr>
           <w:b/>
           <w:bCs/>
+          <w:noProof/>
           <w:color w:val="000000"/>
           <w:sz w:val="28"/>
           <w:szCs w:val="28"/>
-          <w:lang w:val="ru-RU"/>
+          <w:lang w:val="ru-RU" w:eastAsia="ru-RU"/>
         </w:rPr>
         <w:drawing>
           <wp:inline distT="0" distB="0" distL="0" distR="0" wp14:anchorId="4E30BDB0" wp14:editId="1BBF8958">
@@ -5605,7 +5602,7 @@
 </file>
 
 <file path=customXml/itemProps1.xml><?xml version="1.0" encoding="utf-8"?>
-<ds:datastoreItem xmlns:ds="http://schemas.openxmlformats.org/officeDocument/2006/customXml" ds:itemID="{C0E66CB1-127A-4D06-95DB-A95572FBA4BA}">
+<ds:datastoreItem xmlns:ds="http://schemas.openxmlformats.org/officeDocument/2006/customXml" ds:itemID="{04EE1EEF-E83C-489A-9D8B-C7417892802B}">
   <ds:schemaRefs>
     <ds:schemaRef ds:uri="http://schemas.openxmlformats.org/officeDocument/2006/bibliography"/>
   </ds:schemaRefs>
